--- a/프로젝트_기획서.docx
+++ b/프로젝트_기획서.docx
@@ -939,96 +939,6 @@
                 <w:sz w:val="22"/>
               </w:rPr>
               <w:t xml:space="preserve">　</w:t>
-            </w:r>
-          </w:p>
-        </w:tc>
-      </w:tr>
-      <w:tr>
-        <w:trPr>
-          <w:trHeight w:val="1530"/>
-        </w:trPr>
-        <w:tc>
-          <w:tcPr>
-            <w:tcW w:w="1600" w:type="dxa"/>
-            <w:tcBorders>
-              <w:top w:val="nil"/>
-              <w:left w:val="single" w:sz="4" w:space="0" w:color="auto"/>
-              <w:bottom w:val="single" w:sz="4" w:space="0" w:color="auto"/>
-              <w:right w:val="single" w:sz="4" w:space="0" w:color="auto"/>
-            </w:tcBorders>
-            <w:shd w:val="clear" w:color="000000" w:fill="D9D9D9"/>
-            <w:noWrap/>
-            <w:vAlign w:val="center"/>
-            <w:hideMark/>
-          </w:tcPr>
-          <w:p>
-            <w:pPr>
-              <w:widowControl/>
-              <w:wordWrap/>
-              <w:autoSpaceDE/>
-              <w:autoSpaceDN/>
-              <w:spacing w:after="0" w:line="240" w:lineRule="auto"/>
-              <w:jc w:val="center"/>
-              <w:rPr>
-                <w:rFonts w:ascii="맑은 고딕" w:eastAsia="맑은 고딕" w:hAnsi="맑은 고딕" w:cs="굴림"/>
-                <w:b/>
-                <w:bCs/>
-                <w:color w:val="000000"/>
-                <w:kern w:val="0"/>
-                <w:sz w:val="22"/>
-              </w:rPr>
-            </w:pPr>
-            <w:r>
-              <w:rPr>
-                <w:rFonts w:ascii="맑은 고딕" w:eastAsia="맑은 고딕" w:hAnsi="맑은 고딕" w:cs="굴림" w:hint="eastAsia"/>
-                <w:b/>
-                <w:bCs/>
-                <w:color w:val="000000"/>
-                <w:kern w:val="0"/>
-                <w:sz w:val="22"/>
-              </w:rPr>
-              <w:t>결과 및 개선</w:t>
-            </w:r>
-          </w:p>
-        </w:tc>
-        <w:tc>
-          <w:tcPr>
-            <w:tcW w:w="7360" w:type="dxa"/>
-            <w:gridSpan w:val="2"/>
-            <w:tcBorders>
-              <w:top w:val="single" w:sz="4" w:space="0" w:color="auto"/>
-              <w:left w:val="nil"/>
-              <w:bottom w:val="single" w:sz="4" w:space="0" w:color="auto"/>
-              <w:right w:val="single" w:sz="4" w:space="0" w:color="000000"/>
-            </w:tcBorders>
-            <w:shd w:val="clear" w:color="auto" w:fill="auto"/>
-            <w:noWrap/>
-            <w:vAlign w:val="center"/>
-            <w:hideMark/>
-          </w:tcPr>
-          <w:p>
-            <w:pPr>
-              <w:widowControl/>
-              <w:wordWrap/>
-              <w:autoSpaceDE/>
-              <w:autoSpaceDN/>
-              <w:spacing w:after="0" w:line="240" w:lineRule="auto"/>
-              <w:jc w:val="center"/>
-              <w:rPr>
-                <w:rFonts w:ascii="맑은 고딕" w:eastAsia="맑은 고딕" w:hAnsi="맑은 고딕" w:cs="굴림"/>
-                <w:color w:val="000000"/>
-                <w:kern w:val="0"/>
-                <w:sz w:val="22"/>
-              </w:rPr>
-            </w:pPr>
-            <w:r>
-              <w:rPr>
-                <w:rFonts w:ascii="맑은 고딕" w:eastAsia="맑은 고딕" w:hAnsi="맑은 고딕" w:cs="굴림" w:hint="eastAsia"/>
-                <w:color w:val="000000"/>
-                <w:kern w:val="0"/>
-                <w:sz w:val="22"/>
-              </w:rPr>
-              <w:t>실행 결과, 문제점, 개선 방향</w:t>
             </w:r>
           </w:p>
         </w:tc>

--- a/프로젝트_기획서.docx
+++ b/프로젝트_기획서.docx
@@ -110,6 +110,164 @@
       </w:tr>
       <w:tr>
         <w:trPr>
+          <w:trHeight w:val="578"/>
+        </w:trPr>
+        <w:tc>
+          <w:tcPr>
+            <w:tcW w:w="1600" w:type="dxa"/>
+            <w:tcBorders>
+              <w:top w:val="single" w:sz="4" w:space="0" w:color="auto"/>
+              <w:left w:val="single" w:sz="4" w:space="0" w:color="auto"/>
+              <w:bottom w:val="single" w:sz="4" w:space="0" w:color="auto"/>
+              <w:right w:val="single" w:sz="4" w:space="0" w:color="auto"/>
+            </w:tcBorders>
+            <w:shd w:val="clear" w:color="000000" w:fill="D9D9D9"/>
+            <w:noWrap/>
+            <w:vAlign w:val="center"/>
+          </w:tcPr>
+          <w:p>
+            <w:pPr>
+              <w:widowControl/>
+              <w:wordWrap/>
+              <w:autoSpaceDE/>
+              <w:autoSpaceDN/>
+              <w:spacing w:after="0" w:line="240" w:lineRule="auto"/>
+              <w:jc w:val="center"/>
+              <w:rPr>
+                <w:rFonts w:ascii="맑은 고딕" w:eastAsia="맑은 고딕" w:hAnsi="맑은 고딕" w:cs="굴림" w:hint="eastAsia"/>
+                <w:b/>
+                <w:bCs/>
+                <w:color w:val="000000"/>
+                <w:kern w:val="0"/>
+                <w:sz w:val="22"/>
+              </w:rPr>
+            </w:pPr>
+            <w:r>
+              <w:rPr>
+                <w:rFonts w:ascii="맑은 고딕" w:eastAsia="맑은 고딕" w:hAnsi="맑은 고딕" w:cs="굴림" w:hint="eastAsia"/>
+                <w:b/>
+                <w:bCs/>
+                <w:color w:val="000000"/>
+                <w:kern w:val="0"/>
+                <w:sz w:val="22"/>
+              </w:rPr>
+              <w:t>주제</w:t>
+            </w:r>
+          </w:p>
+        </w:tc>
+        <w:tc>
+          <w:tcPr>
+            <w:tcW w:w="7360" w:type="dxa"/>
+            <w:gridSpan w:val="2"/>
+            <w:tcBorders>
+              <w:top w:val="single" w:sz="4" w:space="0" w:color="auto"/>
+              <w:left w:val="nil"/>
+              <w:bottom w:val="single" w:sz="4" w:space="0" w:color="auto"/>
+              <w:right w:val="single" w:sz="4" w:space="0" w:color="000000"/>
+            </w:tcBorders>
+            <w:shd w:val="clear" w:color="auto" w:fill="auto"/>
+            <w:noWrap/>
+            <w:vAlign w:val="center"/>
+          </w:tcPr>
+          <w:p>
+            <w:pPr>
+              <w:widowControl/>
+              <w:wordWrap/>
+              <w:autoSpaceDE/>
+              <w:autoSpaceDN/>
+              <w:spacing w:after="0" w:line="240" w:lineRule="auto"/>
+              <w:jc w:val="center"/>
+              <w:rPr>
+                <w:rFonts w:ascii="맑은 고딕" w:eastAsia="맑은 고딕" w:hAnsi="맑은 고딕" w:cs="굴림" w:hint="eastAsia"/>
+                <w:color w:val="000000"/>
+                <w:kern w:val="0"/>
+                <w:sz w:val="22"/>
+              </w:rPr>
+            </w:pPr>
+          </w:p>
+        </w:tc>
+      </w:tr>
+      <w:tr>
+        <w:trPr>
+          <w:trHeight w:val="578"/>
+        </w:trPr>
+        <w:tc>
+          <w:tcPr>
+            <w:tcW w:w="1600" w:type="dxa"/>
+            <w:tcBorders>
+              <w:top w:val="single" w:sz="4" w:space="0" w:color="auto"/>
+              <w:left w:val="single" w:sz="4" w:space="0" w:color="auto"/>
+              <w:bottom w:val="single" w:sz="4" w:space="0" w:color="auto"/>
+              <w:right w:val="single" w:sz="4" w:space="0" w:color="auto"/>
+            </w:tcBorders>
+            <w:shd w:val="clear" w:color="000000" w:fill="D9D9D9"/>
+            <w:noWrap/>
+            <w:vAlign w:val="center"/>
+          </w:tcPr>
+          <w:p>
+            <w:pPr>
+              <w:widowControl/>
+              <w:wordWrap/>
+              <w:autoSpaceDE/>
+              <w:autoSpaceDN/>
+              <w:spacing w:after="0" w:line="240" w:lineRule="auto"/>
+              <w:jc w:val="center"/>
+              <w:rPr>
+                <w:rFonts w:ascii="맑은 고딕" w:eastAsia="맑은 고딕" w:hAnsi="맑은 고딕" w:cs="굴림" w:hint="eastAsia"/>
+                <w:b/>
+                <w:bCs/>
+                <w:color w:val="000000"/>
+                <w:kern w:val="0"/>
+                <w:sz w:val="22"/>
+              </w:rPr>
+            </w:pPr>
+            <w:r>
+              <w:rPr>
+                <w:rFonts w:ascii="맑은 고딕" w:eastAsia="맑은 고딕" w:hAnsi="맑은 고딕" w:cs="굴림" w:hint="eastAsia"/>
+                <w:b/>
+                <w:bCs/>
+                <w:color w:val="000000"/>
+                <w:kern w:val="0"/>
+                <w:sz w:val="22"/>
+              </w:rPr>
+              <w:t>팀장/팀원</w:t>
+            </w:r>
+          </w:p>
+        </w:tc>
+        <w:tc>
+          <w:tcPr>
+            <w:tcW w:w="7360" w:type="dxa"/>
+            <w:gridSpan w:val="2"/>
+            <w:tcBorders>
+              <w:top w:val="single" w:sz="4" w:space="0" w:color="auto"/>
+              <w:left w:val="nil"/>
+              <w:bottom w:val="single" w:sz="4" w:space="0" w:color="auto"/>
+              <w:right w:val="single" w:sz="4" w:space="0" w:color="000000"/>
+            </w:tcBorders>
+            <w:shd w:val="clear" w:color="auto" w:fill="auto"/>
+            <w:noWrap/>
+            <w:vAlign w:val="center"/>
+          </w:tcPr>
+          <w:p>
+            <w:pPr>
+              <w:widowControl/>
+              <w:wordWrap/>
+              <w:autoSpaceDE/>
+              <w:autoSpaceDN/>
+              <w:spacing w:after="0" w:line="240" w:lineRule="auto"/>
+              <w:jc w:val="center"/>
+              <w:rPr>
+                <w:rFonts w:ascii="맑은 고딕" w:eastAsia="맑은 고딕" w:hAnsi="맑은 고딕" w:cs="굴림" w:hint="eastAsia"/>
+                <w:color w:val="000000"/>
+                <w:kern w:val="0"/>
+                <w:sz w:val="22"/>
+              </w:rPr>
+            </w:pPr>
+          </w:p>
+        </w:tc>
+      </w:tr>
+      <w:tr>
+        <w:trPr>
           <w:trHeight w:val="1992"/>
         </w:trPr>
         <w:tc>
@@ -939,6 +1097,96 @@
                 <w:sz w:val="22"/>
               </w:rPr>
               <w:t xml:space="preserve">　</w:t>
+            </w:r>
+          </w:p>
+        </w:tc>
+      </w:tr>
+      <w:tr>
+        <w:trPr>
+          <w:trHeight w:val="1530"/>
+        </w:trPr>
+        <w:tc>
+          <w:tcPr>
+            <w:tcW w:w="1600" w:type="dxa"/>
+            <w:tcBorders>
+              <w:top w:val="nil"/>
+              <w:left w:val="single" w:sz="4" w:space="0" w:color="auto"/>
+              <w:bottom w:val="single" w:sz="4" w:space="0" w:color="auto"/>
+              <w:right w:val="single" w:sz="4" w:space="0" w:color="auto"/>
+            </w:tcBorders>
+            <w:shd w:val="clear" w:color="000000" w:fill="D9D9D9"/>
+            <w:noWrap/>
+            <w:vAlign w:val="center"/>
+            <w:hideMark/>
+          </w:tcPr>
+          <w:p>
+            <w:pPr>
+              <w:widowControl/>
+              <w:wordWrap/>
+              <w:autoSpaceDE/>
+              <w:autoSpaceDN/>
+              <w:spacing w:after="0" w:line="240" w:lineRule="auto"/>
+              <w:jc w:val="center"/>
+              <w:rPr>
+                <w:rFonts w:ascii="맑은 고딕" w:eastAsia="맑은 고딕" w:hAnsi="맑은 고딕" w:cs="굴림"/>
+                <w:b/>
+                <w:bCs/>
+                <w:color w:val="000000"/>
+                <w:kern w:val="0"/>
+                <w:sz w:val="22"/>
+              </w:rPr>
+            </w:pPr>
+            <w:r>
+              <w:rPr>
+                <w:rFonts w:ascii="맑은 고딕" w:eastAsia="맑은 고딕" w:hAnsi="맑은 고딕" w:cs="굴림" w:hint="eastAsia"/>
+                <w:b/>
+                <w:bCs/>
+                <w:color w:val="000000"/>
+                <w:kern w:val="0"/>
+                <w:sz w:val="22"/>
+              </w:rPr>
+              <w:t>결과 및 개선</w:t>
+            </w:r>
+          </w:p>
+        </w:tc>
+        <w:tc>
+          <w:tcPr>
+            <w:tcW w:w="7360" w:type="dxa"/>
+            <w:gridSpan w:val="2"/>
+            <w:tcBorders>
+              <w:top w:val="single" w:sz="4" w:space="0" w:color="auto"/>
+              <w:left w:val="nil"/>
+              <w:bottom w:val="single" w:sz="4" w:space="0" w:color="auto"/>
+              <w:right w:val="single" w:sz="4" w:space="0" w:color="000000"/>
+            </w:tcBorders>
+            <w:shd w:val="clear" w:color="auto" w:fill="auto"/>
+            <w:noWrap/>
+            <w:vAlign w:val="center"/>
+            <w:hideMark/>
+          </w:tcPr>
+          <w:p>
+            <w:pPr>
+              <w:widowControl/>
+              <w:wordWrap/>
+              <w:autoSpaceDE/>
+              <w:autoSpaceDN/>
+              <w:spacing w:after="0" w:line="240" w:lineRule="auto"/>
+              <w:jc w:val="center"/>
+              <w:rPr>
+                <w:rFonts w:ascii="맑은 고딕" w:eastAsia="맑은 고딕" w:hAnsi="맑은 고딕" w:cs="굴림"/>
+                <w:color w:val="000000"/>
+                <w:kern w:val="0"/>
+                <w:sz w:val="22"/>
+              </w:rPr>
+            </w:pPr>
+            <w:r>
+              <w:rPr>
+                <w:rFonts w:ascii="맑은 고딕" w:eastAsia="맑은 고딕" w:hAnsi="맑은 고딕" w:cs="굴림" w:hint="eastAsia"/>
+                <w:color w:val="000000"/>
+                <w:kern w:val="0"/>
+                <w:sz w:val="22"/>
+              </w:rPr>
+              <w:t>실행 결과, 문제점, 개선 방향</w:t>
             </w:r>
           </w:p>
         </w:tc>

--- a/프로젝트_기획서.docx
+++ b/프로젝트_기획서.docx
@@ -134,6 +134,16 @@
               <w:spacing w:after="0" w:line="240" w:lineRule="auto"/>
               <w:jc w:val="center"/>
               <w:rPr>
+                <w:rFonts w:ascii="맑은 고딕" w:eastAsia="맑은 고딕" w:hAnsi="맑은 고딕" w:cs="굴림"/>
+                <w:b/>
+                <w:bCs/>
+                <w:color w:val="000000"/>
+                <w:kern w:val="0"/>
+                <w:sz w:val="22"/>
+              </w:rPr>
+            </w:pPr>
+            <w:r>
+              <w:rPr>
                 <w:rFonts w:ascii="맑은 고딕" w:eastAsia="맑은 고딕" w:hAnsi="맑은 고딕" w:cs="굴림" w:hint="eastAsia"/>
                 <w:b/>
                 <w:bCs/>
@@ -141,16 +151,6 @@
                 <w:kern w:val="0"/>
                 <w:sz w:val="22"/>
               </w:rPr>
-            </w:pPr>
-            <w:r>
-              <w:rPr>
-                <w:rFonts w:ascii="맑은 고딕" w:eastAsia="맑은 고딕" w:hAnsi="맑은 고딕" w:cs="굴림" w:hint="eastAsia"/>
-                <w:b/>
-                <w:bCs/>
-                <w:color w:val="000000"/>
-                <w:kern w:val="0"/>
-                <w:sz w:val="22"/>
-              </w:rPr>
               <w:t>주제</w:t>
             </w:r>
           </w:p>
@@ -178,7 +178,7 @@
               <w:spacing w:after="0" w:line="240" w:lineRule="auto"/>
               <w:jc w:val="center"/>
               <w:rPr>
-                <w:rFonts w:ascii="맑은 고딕" w:eastAsia="맑은 고딕" w:hAnsi="맑은 고딕" w:cs="굴림" w:hint="eastAsia"/>
+                <w:rFonts w:ascii="맑은 고딕" w:eastAsia="맑은 고딕" w:hAnsi="맑은 고딕" w:cs="굴림"/>
                 <w:color w:val="000000"/>
                 <w:kern w:val="0"/>
                 <w:sz w:val="22"/>
@@ -213,6 +213,16 @@
               <w:spacing w:after="0" w:line="240" w:lineRule="auto"/>
               <w:jc w:val="center"/>
               <w:rPr>
+                <w:rFonts w:ascii="맑은 고딕" w:eastAsia="맑은 고딕" w:hAnsi="맑은 고딕" w:cs="굴림"/>
+                <w:b/>
+                <w:bCs/>
+                <w:color w:val="000000"/>
+                <w:kern w:val="0"/>
+                <w:sz w:val="22"/>
+              </w:rPr>
+            </w:pPr>
+            <w:r>
+              <w:rPr>
                 <w:rFonts w:ascii="맑은 고딕" w:eastAsia="맑은 고딕" w:hAnsi="맑은 고딕" w:cs="굴림" w:hint="eastAsia"/>
                 <w:b/>
                 <w:bCs/>
@@ -220,16 +230,6 @@
                 <w:kern w:val="0"/>
                 <w:sz w:val="22"/>
               </w:rPr>
-            </w:pPr>
-            <w:r>
-              <w:rPr>
-                <w:rFonts w:ascii="맑은 고딕" w:eastAsia="맑은 고딕" w:hAnsi="맑은 고딕" w:cs="굴림" w:hint="eastAsia"/>
-                <w:b/>
-                <w:bCs/>
-                <w:color w:val="000000"/>
-                <w:kern w:val="0"/>
-                <w:sz w:val="22"/>
-              </w:rPr>
               <w:t>팀장/팀원</w:t>
             </w:r>
           </w:p>
@@ -257,7 +257,7 @@
               <w:spacing w:after="0" w:line="240" w:lineRule="auto"/>
               <w:jc w:val="center"/>
               <w:rPr>
-                <w:rFonts w:ascii="맑은 고딕" w:eastAsia="맑은 고딕" w:hAnsi="맑은 고딕" w:cs="굴림" w:hint="eastAsia"/>
+                <w:rFonts w:ascii="맑은 고딕" w:eastAsia="맑은 고딕" w:hAnsi="맑은 고딕" w:cs="굴림"/>
                 <w:color w:val="000000"/>
                 <w:kern w:val="0"/>
                 <w:sz w:val="22"/>
@@ -1097,96 +1097,6 @@
                 <w:sz w:val="22"/>
               </w:rPr>
               <w:t xml:space="preserve">　</w:t>
-            </w:r>
-          </w:p>
-        </w:tc>
-      </w:tr>
-      <w:tr>
-        <w:trPr>
-          <w:trHeight w:val="1530"/>
-        </w:trPr>
-        <w:tc>
-          <w:tcPr>
-            <w:tcW w:w="1600" w:type="dxa"/>
-            <w:tcBorders>
-              <w:top w:val="nil"/>
-              <w:left w:val="single" w:sz="4" w:space="0" w:color="auto"/>
-              <w:bottom w:val="single" w:sz="4" w:space="0" w:color="auto"/>
-              <w:right w:val="single" w:sz="4" w:space="0" w:color="auto"/>
-            </w:tcBorders>
-            <w:shd w:val="clear" w:color="000000" w:fill="D9D9D9"/>
-            <w:noWrap/>
-            <w:vAlign w:val="center"/>
-            <w:hideMark/>
-          </w:tcPr>
-          <w:p>
-            <w:pPr>
-              <w:widowControl/>
-              <w:wordWrap/>
-              <w:autoSpaceDE/>
-              <w:autoSpaceDN/>
-              <w:spacing w:after="0" w:line="240" w:lineRule="auto"/>
-              <w:jc w:val="center"/>
-              <w:rPr>
-                <w:rFonts w:ascii="맑은 고딕" w:eastAsia="맑은 고딕" w:hAnsi="맑은 고딕" w:cs="굴림"/>
-                <w:b/>
-                <w:bCs/>
-                <w:color w:val="000000"/>
-                <w:kern w:val="0"/>
-                <w:sz w:val="22"/>
-              </w:rPr>
-            </w:pPr>
-            <w:r>
-              <w:rPr>
-                <w:rFonts w:ascii="맑은 고딕" w:eastAsia="맑은 고딕" w:hAnsi="맑은 고딕" w:cs="굴림" w:hint="eastAsia"/>
-                <w:b/>
-                <w:bCs/>
-                <w:color w:val="000000"/>
-                <w:kern w:val="0"/>
-                <w:sz w:val="22"/>
-              </w:rPr>
-              <w:t>결과 및 개선</w:t>
-            </w:r>
-          </w:p>
-        </w:tc>
-        <w:tc>
-          <w:tcPr>
-            <w:tcW w:w="7360" w:type="dxa"/>
-            <w:gridSpan w:val="2"/>
-            <w:tcBorders>
-              <w:top w:val="single" w:sz="4" w:space="0" w:color="auto"/>
-              <w:left w:val="nil"/>
-              <w:bottom w:val="single" w:sz="4" w:space="0" w:color="auto"/>
-              <w:right w:val="single" w:sz="4" w:space="0" w:color="000000"/>
-            </w:tcBorders>
-            <w:shd w:val="clear" w:color="auto" w:fill="auto"/>
-            <w:noWrap/>
-            <w:vAlign w:val="center"/>
-            <w:hideMark/>
-          </w:tcPr>
-          <w:p>
-            <w:pPr>
-              <w:widowControl/>
-              <w:wordWrap/>
-              <w:autoSpaceDE/>
-              <w:autoSpaceDN/>
-              <w:spacing w:after="0" w:line="240" w:lineRule="auto"/>
-              <w:jc w:val="center"/>
-              <w:rPr>
-                <w:rFonts w:ascii="맑은 고딕" w:eastAsia="맑은 고딕" w:hAnsi="맑은 고딕" w:cs="굴림"/>
-                <w:color w:val="000000"/>
-                <w:kern w:val="0"/>
-                <w:sz w:val="22"/>
-              </w:rPr>
-            </w:pPr>
-            <w:r>
-              <w:rPr>
-                <w:rFonts w:ascii="맑은 고딕" w:eastAsia="맑은 고딕" w:hAnsi="맑은 고딕" w:cs="굴림" w:hint="eastAsia"/>
-                <w:color w:val="000000"/>
-                <w:kern w:val="0"/>
-                <w:sz w:val="22"/>
-              </w:rPr>
-              <w:t>실행 결과, 문제점, 개선 방향</w:t>
             </w:r>
           </w:p>
         </w:tc>

--- a/프로젝트_기획서.docx
+++ b/프로젝트_기획서.docx
@@ -221,6 +221,17 @@
                 <w:sz w:val="22"/>
               </w:rPr>
             </w:pPr>
+            <w:r>
+              <w:rPr>
+                <w:rFonts w:ascii="맑은 고딕" w:eastAsia="맑은 고딕" w:hAnsi="맑은 고딕" w:cs="굴림" w:hint="eastAsia"/>
+                <w:b/>
+                <w:bCs/>
+                <w:color w:val="000000"/>
+                <w:kern w:val="0"/>
+                <w:sz w:val="22"/>
+              </w:rPr>
+              <w:t>(조)</w:t>
+            </w:r>
             <w:r>
               <w:rPr>
                 <w:rFonts w:ascii="맑은 고딕" w:eastAsia="맑은 고딕" w:hAnsi="맑은 고딕" w:cs="굴림" w:hint="eastAsia"/>
